--- a/backend/word_templates/工程类/集团外工程/材料租赁/五选二/4.交易文件审核表.docx
+++ b/backend/word_templates/工程类/集团外工程/材料租赁/五选二/4.交易文件审核表.docx
@@ -248,7 +248,7 @@
               <w:jc w:val="center"/>
               <w:rPr>
                 <w:rFonts w:hint="eastAsia" w:ascii="仿宋_GB2312" w:hAnsi="Times New Roman" w:eastAsia="仿宋_GB2312"/>
-                <w:color w:val="auto"/>
+                <w:color w:val="0000FF"/>
                 <w:sz w:val="24"/>
                 <w:highlight w:val="none"/>
                 <w:lang w:val="en-US" w:eastAsia="zh-CN"/>
@@ -257,12 +257,24 @@
             <w:r>
               <w:rPr>
                 <w:rFonts w:hint="eastAsia" w:ascii="仿宋_GB2312" w:hAnsi="Times New Roman" w:eastAsia="仿宋_GB2312"/>
-                <w:color w:val="auto"/>
-                <w:sz w:val="24"/>
-                <w:highlight w:val="none"/>
-                <w:lang w:val="en-US" w:eastAsia="zh-CN"/>
-              </w:rPr>
-              <w:t>{{gong_cheng_ming}}</w:t>
+                <w:color w:val="0000FF"/>
+                <w:sz w:val="24"/>
+                <w:highlight w:val="none"/>
+                <w:lang w:val="en-US" w:eastAsia="zh-CN"/>
+              </w:rPr>
+              <w:t>{{gong_cheng_mi</w:t>
+            </w:r>
+            <w:bookmarkStart w:id="0" w:name="_GoBack"/>
+            <w:bookmarkEnd w:id="0"/>
+            <w:r>
+              <w:rPr>
+                <w:rFonts w:hint="eastAsia" w:ascii="仿宋_GB2312" w:hAnsi="Times New Roman" w:eastAsia="仿宋_GB2312"/>
+                <w:color w:val="0000FF"/>
+                <w:sz w:val="24"/>
+                <w:highlight w:val="none"/>
+                <w:lang w:val="en-US" w:eastAsia="zh-CN"/>
+              </w:rPr>
+              <w:t>ng}}</w:t>
             </w:r>
           </w:p>
         </w:tc>
@@ -331,7 +343,7 @@
               <w:jc w:val="center"/>
               <w:rPr>
                 <w:rFonts w:hint="default" w:ascii="仿宋_GB2312" w:hAnsi="Times New Roman" w:eastAsia="仿宋_GB2312"/>
-                <w:color w:val="auto"/>
+                <w:color w:val="0000FF"/>
                 <w:sz w:val="24"/>
                 <w:highlight w:val="none"/>
                 <w:lang w:val="en-US" w:eastAsia="zh-CN"/>
@@ -340,7 +352,7 @@
             <w:r>
               <w:rPr>
                 <w:rFonts w:hint="eastAsia" w:ascii="仿宋_GB2312" w:hAnsi="Times New Roman" w:eastAsia="仿宋_GB2312"/>
-                <w:color w:val="auto"/>
+                <w:color w:val="0000FF"/>
                 <w:sz w:val="24"/>
                 <w:highlight w:val="none"/>
                 <w:lang w:val="en-US" w:eastAsia="zh-CN"/>
@@ -389,7 +401,6 @@
                 <w:highlight w:val="none"/>
               </w:rPr>
             </w:pPr>
-            <w:bookmarkStart w:id="0" w:name="_GoBack" w:colFirst="0" w:colLast="0"/>
             <w:r>
               <w:rPr>
                 <w:rFonts w:hint="eastAsia" w:ascii="仿宋_GB2312" w:hAnsi="仿宋_GB2312" w:eastAsia="仿宋_GB2312" w:cs="仿宋_GB2312"/>
@@ -423,7 +434,7 @@
               <w:jc w:val="center"/>
               <w:rPr>
                 <w:rFonts w:hint="eastAsia" w:ascii="仿宋_GB2312" w:hAnsi="Times New Roman" w:eastAsia="仿宋_GB2312"/>
-                <w:color w:val="auto"/>
+                <w:color w:val="0000FF"/>
                 <w:sz w:val="24"/>
                 <w:highlight w:val="none"/>
                 <w:lang w:val="en-US" w:eastAsia="zh-CN"/>
@@ -432,7 +443,7 @@
             <w:r>
               <w:rPr>
                 <w:rFonts w:hint="eastAsia" w:ascii="仿宋_GB2312" w:hAnsi="Times New Roman" w:eastAsia="仿宋_GB2312"/>
-                <w:color w:val="auto"/>
+                <w:color w:val="0000FF"/>
                 <w:sz w:val="24"/>
                 <w:highlight w:val="none"/>
                 <w:lang w:val="en-US" w:eastAsia="zh-CN"/>
@@ -483,7 +494,7 @@
               <w:jc w:val="center"/>
               <w:rPr>
                 <w:rFonts w:hint="default" w:ascii="仿宋_GB2312" w:hAnsi="Times New Roman" w:eastAsia="仿宋_GB2312"/>
-                <w:color w:val="auto"/>
+                <w:color w:val="0000FF"/>
                 <w:sz w:val="24"/>
                 <w:highlight w:val="none"/>
                 <w:lang w:val="en-US" w:eastAsia="zh-CN"/>
@@ -492,7 +503,7 @@
             <w:r>
               <w:rPr>
                 <w:rFonts w:hint="eastAsia" w:ascii="仿宋_GB2312" w:hAnsi="Times New Roman" w:eastAsia="仿宋_GB2312"/>
-                <w:color w:val="auto"/>
+                <w:color w:val="0000FF"/>
                 <w:sz w:val="24"/>
                 <w:highlight w:val="none"/>
                 <w:lang w:val="en-US" w:eastAsia="zh-CN"/>
@@ -658,7 +669,7 @@
             <w:r>
               <w:rPr>
                 <w:rFonts w:hint="eastAsia" w:ascii="仿宋_GB2312" w:hAnsi="仿宋_GB2312" w:eastAsia="仿宋_GB2312" w:cs="仿宋_GB2312"/>
-                <w:color w:val="auto"/>
+                <w:color w:val="0000FF"/>
                 <w:sz w:val="24"/>
                 <w:highlight w:val="none"/>
                 <w:lang w:val="en-US" w:eastAsia="zh-CN"/>
@@ -705,7 +716,7 @@
             <w:r>
               <w:rPr>
                 <w:rFonts w:hint="eastAsia" w:ascii="仿宋_GB2312" w:hAnsi="仿宋_GB2312" w:eastAsia="仿宋_GB2312" w:cs="仿宋_GB2312"/>
-                <w:color w:val="auto"/>
+                <w:color w:val="0000FF"/>
                 <w:sz w:val="24"/>
                 <w:highlight w:val="none"/>
                 <w:lang w:val="en-US" w:eastAsia="zh-CN"/>
@@ -751,7 +762,7 @@
             <w:r>
               <w:rPr>
                 <w:rFonts w:hint="eastAsia" w:ascii="仿宋_GB2312" w:hAnsi="仿宋_GB2312" w:eastAsia="仿宋_GB2312" w:cs="仿宋_GB2312"/>
-                <w:color w:val="auto"/>
+                <w:color w:val="0000FF"/>
                 <w:sz w:val="24"/>
                 <w:highlight w:val="none"/>
                 <w:lang w:val="en-US" w:eastAsia="zh-CN"/>
@@ -807,7 +818,6 @@
           </w:p>
         </w:tc>
       </w:tr>
-      <w:bookmarkEnd w:id="0"/>
       <w:tr>
         <w:tblPrEx>
           <w:tblBorders>
@@ -884,7 +894,7 @@
             <w:r>
               <w:rPr>
                 <w:rFonts w:hint="eastAsia" w:ascii="仿宋_GB2312" w:hAnsi="仿宋_GB2312" w:eastAsia="仿宋_GB2312" w:cs="仿宋_GB2312"/>
-                <w:color w:val="auto"/>
+                <w:color w:val="0000FF"/>
                 <w:sz w:val="24"/>
                 <w:highlight w:val="none"/>
                 <w:lang w:val="en-US" w:eastAsia="zh-CN"/>
